--- a/Calcium Nitrate Industrial Grade COA.docx
+++ b/Calcium Nitrate Industrial Grade COA.docx
@@ -60,12 +60,6 @@
         <w:gridCol w:w="5040"/>
       </w:tblGrid>
       <w:tr>
-        <w:tblPrEx>
-          <w:tblCellMar>
-            <w:top w:w="0" w:type="dxa"/>
-            <w:bottom w:w="0" w:type="dxa"/>
-          </w:tblCellMar>
-        </w:tblPrEx>
         <w:tc>
           <w:tcPr>
             <w:tcW w:w="2520" w:type="dxa"/>
@@ -122,12 +116,6 @@
         </w:tc>
       </w:tr>
       <w:tr>
-        <w:tblPrEx>
-          <w:tblCellMar>
-            <w:top w:w="0" w:type="dxa"/>
-            <w:bottom w:w="0" w:type="dxa"/>
-          </w:tblCellMar>
-        </w:tblPrEx>
         <w:tc>
           <w:tcPr>
             <w:tcW w:w="2520" w:type="dxa"/>
@@ -184,12 +172,6 @@
         </w:tc>
       </w:tr>
       <w:tr>
-        <w:tblPrEx>
-          <w:tblCellMar>
-            <w:top w:w="0" w:type="dxa"/>
-            <w:bottom w:w="0" w:type="dxa"/>
-          </w:tblCellMar>
-        </w:tblPrEx>
         <w:tc>
           <w:tcPr>
             <w:tcW w:w="2520" w:type="dxa"/>
@@ -268,12 +250,6 @@
         </w:tc>
       </w:tr>
       <w:tr>
-        <w:tblPrEx>
-          <w:tblCellMar>
-            <w:top w:w="0" w:type="dxa"/>
-            <w:bottom w:w="0" w:type="dxa"/>
-          </w:tblCellMar>
-        </w:tblPrEx>
         <w:tc>
           <w:tcPr>
             <w:tcW w:w="2520" w:type="dxa"/>
@@ -384,12 +360,6 @@
         </w:tc>
       </w:tr>
       <w:tr>
-        <w:tblPrEx>
-          <w:tblCellMar>
-            <w:top w:w="0" w:type="dxa"/>
-            <w:bottom w:w="0" w:type="dxa"/>
-          </w:tblCellMar>
-        </w:tblPrEx>
         <w:tc>
           <w:tcPr>
             <w:tcW w:w="2520" w:type="dxa"/>
@@ -413,7 +383,19 @@
               <w:rPr>
                 <w:rFonts w:ascii="Cambria" w:eastAsia="Cambria" w:hAnsi="Cambria" w:cs="Cambria"/>
               </w:rPr>
-              <w:t>60 months (typical for this product class)</w:t>
+              <w:t>60 months (</w:t>
+            </w:r>
+            <w:r>
+              <w:rPr>
+                <w:rFonts w:ascii="Cambria" w:eastAsia="Cambria" w:hAnsi="Cambria" w:cs="Cambria"/>
+              </w:rPr>
+              <w:t>when stored sealed in a cool, dry place</w:t>
+            </w:r>
+            <w:r>
+              <w:rPr>
+                <w:rFonts w:ascii="Cambria" w:eastAsia="Cambria" w:hAnsi="Cambria" w:cs="Cambria"/>
+              </w:rPr>
+              <w:t>)</w:t>
             </w:r>
           </w:p>
         </w:tc>
@@ -428,19 +410,53 @@
             </w:tcMar>
           </w:tcPr>
           <w:p>
-            <w:r>
-              <w:rPr>
-                <w:rFonts w:ascii="Cambria" w:eastAsia="Cambria" w:hAnsi="Cambria" w:cs="Cambria"/>
-                <w:b/>
-                <w:bCs/>
-              </w:rPr>
-              <w:t xml:space="preserve">Expiry Date: </w:t>
-            </w:r>
-            <w:r>
-              <w:rPr>
-                <w:rFonts w:ascii="Cambria" w:eastAsia="Cambria" w:hAnsi="Cambria" w:cs="Cambria"/>
-              </w:rPr>
-              <w:t>29/08/2031 (based on 60-month shelf life)</w:t>
+            <w:proofErr w:type="gramStart"/>
+            <w:r>
+              <w:rPr>
+                <w:rFonts w:ascii="Cambria" w:eastAsia="Cambria" w:hAnsi="Cambria" w:cs="Cambria"/>
+                <w:b/>
+                <w:bCs/>
+              </w:rPr>
+              <w:t>Expiry</w:t>
+            </w:r>
+            <w:proofErr w:type="gramEnd"/>
+            <w:r>
+              <w:rPr>
+                <w:rFonts w:ascii="Cambria" w:eastAsia="Cambria" w:hAnsi="Cambria" w:cs="Cambria"/>
+                <w:b/>
+                <w:bCs/>
+              </w:rPr>
+              <w:t xml:space="preserve"> Date: </w:t>
+            </w:r>
+            <w:r>
+              <w:rPr>
+                <w:rFonts w:ascii="Cambria" w:eastAsia="Cambria" w:hAnsi="Cambria" w:cs="Cambria"/>
+              </w:rPr>
+              <w:t>29/0</w:t>
+            </w:r>
+            <w:r>
+              <w:rPr>
+                <w:rFonts w:ascii="Cambria" w:eastAsia="Cambria" w:hAnsi="Cambria" w:cs="Cambria"/>
+              </w:rPr>
+              <w:t>4</w:t>
+            </w:r>
+            <w:r>
+              <w:rPr>
+                <w:rFonts w:ascii="Cambria" w:eastAsia="Cambria" w:hAnsi="Cambria" w:cs="Cambria"/>
+              </w:rPr>
+              <w:t>/203</w:t>
+            </w:r>
+            <w:r>
+              <w:rPr>
+                <w:rFonts w:ascii="Cambria" w:eastAsia="Cambria" w:hAnsi="Cambria" w:cs="Cambria"/>
+              </w:rPr>
+              <w:t>0</w:t>
+            </w:r>
+            <w:r>
+              <w:rPr>
+                <w:rFonts w:ascii="Cambria" w:eastAsia="Cambria" w:hAnsi="Cambria" w:cs="Cambria"/>
+              </w:rPr>
+              <w:t xml:space="preserve"> (based on 60-month shelf life)</w:t>
             </w:r>
           </w:p>
         </w:tc>
@@ -490,12 +506,6 @@
         <w:gridCol w:w="2580"/>
       </w:tblGrid>
       <w:tr>
-        <w:tblPrEx>
-          <w:tblCellMar>
-            <w:top w:w="0" w:type="dxa"/>
-            <w:bottom w:w="0" w:type="dxa"/>
-          </w:tblCellMar>
-        </w:tblPrEx>
         <w:trPr>
           <w:tblHeader/>
         </w:trPr>
@@ -593,12 +603,6 @@
         </w:tc>
       </w:tr>
       <w:tr>
-        <w:tblPrEx>
-          <w:tblCellMar>
-            <w:top w:w="0" w:type="dxa"/>
-            <w:bottom w:w="0" w:type="dxa"/>
-          </w:tblCellMar>
-        </w:tblPrEx>
         <w:tc>
           <w:tcPr>
             <w:tcW w:w="2600" w:type="dxa"/>
@@ -689,12 +693,6 @@
         </w:tc>
       </w:tr>
       <w:tr>
-        <w:tblPrEx>
-          <w:tblCellMar>
-            <w:top w:w="0" w:type="dxa"/>
-            <w:bottom w:w="0" w:type="dxa"/>
-          </w:tblCellMar>
-        </w:tblPrEx>
         <w:tc>
           <w:tcPr>
             <w:tcW w:w="2600" w:type="dxa"/>
@@ -813,12 +811,6 @@
         </w:tc>
       </w:tr>
       <w:tr>
-        <w:tblPrEx>
-          <w:tblCellMar>
-            <w:top w:w="0" w:type="dxa"/>
-            <w:bottom w:w="0" w:type="dxa"/>
-          </w:tblCellMar>
-        </w:tblPrEx>
         <w:tc>
           <w:tcPr>
             <w:tcW w:w="2600" w:type="dxa"/>
@@ -901,12 +893,6 @@
         </w:tc>
       </w:tr>
       <w:tr>
-        <w:tblPrEx>
-          <w:tblCellMar>
-            <w:top w:w="0" w:type="dxa"/>
-            <w:bottom w:w="0" w:type="dxa"/>
-          </w:tblCellMar>
-        </w:tblPrEx>
         <w:tc>
           <w:tcPr>
             <w:tcW w:w="2600" w:type="dxa"/>
@@ -989,12 +975,6 @@
         </w:tc>
       </w:tr>
       <w:tr>
-        <w:tblPrEx>
-          <w:tblCellMar>
-            <w:top w:w="0" w:type="dxa"/>
-            <w:bottom w:w="0" w:type="dxa"/>
-          </w:tblCellMar>
-        </w:tblPrEx>
         <w:tc>
           <w:tcPr>
             <w:tcW w:w="2600" w:type="dxa"/>
@@ -1077,12 +1057,6 @@
         </w:tc>
       </w:tr>
       <w:tr>
-        <w:tblPrEx>
-          <w:tblCellMar>
-            <w:top w:w="0" w:type="dxa"/>
-            <w:bottom w:w="0" w:type="dxa"/>
-          </w:tblCellMar>
-        </w:tblPrEx>
         <w:tc>
           <w:tcPr>
             <w:tcW w:w="2600" w:type="dxa"/>
@@ -1165,12 +1139,6 @@
         </w:tc>
       </w:tr>
       <w:tr>
-        <w:tblPrEx>
-          <w:tblCellMar>
-            <w:top w:w="0" w:type="dxa"/>
-            <w:bottom w:w="0" w:type="dxa"/>
-          </w:tblCellMar>
-        </w:tblPrEx>
         <w:tc>
           <w:tcPr>
             <w:tcW w:w="2600" w:type="dxa"/>
@@ -1253,12 +1221,6 @@
         </w:tc>
       </w:tr>
       <w:tr>
-        <w:tblPrEx>
-          <w:tblCellMar>
-            <w:top w:w="0" w:type="dxa"/>
-            <w:bottom w:w="0" w:type="dxa"/>
-          </w:tblCellMar>
-        </w:tblPrEx>
         <w:tc>
           <w:tcPr>
             <w:tcW w:w="2600" w:type="dxa"/>
@@ -1341,12 +1303,6 @@
         </w:tc>
       </w:tr>
       <w:tr>
-        <w:tblPrEx>
-          <w:tblCellMar>
-            <w:top w:w="0" w:type="dxa"/>
-            <w:bottom w:w="0" w:type="dxa"/>
-          </w:tblCellMar>
-        </w:tblPrEx>
         <w:tc>
           <w:tcPr>
             <w:tcW w:w="2600" w:type="dxa"/>
@@ -1429,12 +1385,6 @@
         </w:tc>
       </w:tr>
       <w:tr>
-        <w:tblPrEx>
-          <w:tblCellMar>
-            <w:top w:w="0" w:type="dxa"/>
-            <w:bottom w:w="0" w:type="dxa"/>
-          </w:tblCellMar>
-        </w:tblPrEx>
         <w:tc>
           <w:tcPr>
             <w:tcW w:w="2600" w:type="dxa"/>
@@ -1517,12 +1467,6 @@
         </w:tc>
       </w:tr>
       <w:tr>
-        <w:tblPrEx>
-          <w:tblCellMar>
-            <w:top w:w="0" w:type="dxa"/>
-            <w:bottom w:w="0" w:type="dxa"/>
-          </w:tblCellMar>
-        </w:tblPrEx>
         <w:tc>
           <w:tcPr>
             <w:tcW w:w="2600" w:type="dxa"/>
@@ -1605,12 +1549,6 @@
         </w:tc>
       </w:tr>
       <w:tr>
-        <w:tblPrEx>
-          <w:tblCellMar>
-            <w:top w:w="0" w:type="dxa"/>
-            <w:bottom w:w="0" w:type="dxa"/>
-          </w:tblCellMar>
-        </w:tblPrEx>
         <w:tc>
           <w:tcPr>
             <w:tcW w:w="2600" w:type="dxa"/>
@@ -1693,12 +1631,6 @@
         </w:tc>
       </w:tr>
       <w:tr>
-        <w:tblPrEx>
-          <w:tblCellMar>
-            <w:top w:w="0" w:type="dxa"/>
-            <w:bottom w:w="0" w:type="dxa"/>
-          </w:tblCellMar>
-        </w:tblPrEx>
         <w:tc>
           <w:tcPr>
             <w:tcW w:w="2600" w:type="dxa"/>
@@ -1781,12 +1713,6 @@
         </w:tc>
       </w:tr>
       <w:tr>
-        <w:tblPrEx>
-          <w:tblCellMar>
-            <w:top w:w="0" w:type="dxa"/>
-            <w:bottom w:w="0" w:type="dxa"/>
-          </w:tblCellMar>
-        </w:tblPrEx>
         <w:tc>
           <w:tcPr>
             <w:tcW w:w="2600" w:type="dxa"/>
@@ -1869,12 +1795,6 @@
         </w:tc>
       </w:tr>
       <w:tr>
-        <w:tblPrEx>
-          <w:tblCellMar>
-            <w:top w:w="0" w:type="dxa"/>
-            <w:bottom w:w="0" w:type="dxa"/>
-          </w:tblCellMar>
-        </w:tblPrEx>
         <w:tc>
           <w:tcPr>
             <w:tcW w:w="2600" w:type="dxa"/>
@@ -1957,12 +1877,6 @@
         </w:tc>
       </w:tr>
       <w:tr>
-        <w:tblPrEx>
-          <w:tblCellMar>
-            <w:top w:w="0" w:type="dxa"/>
-            <w:bottom w:w="0" w:type="dxa"/>
-          </w:tblCellMar>
-        </w:tblPrEx>
         <w:tc>
           <w:tcPr>
             <w:tcW w:w="2600" w:type="dxa"/>
@@ -2046,12 +1960,6 @@
         </w:tc>
       </w:tr>
       <w:tr>
-        <w:tblPrEx>
-          <w:tblCellMar>
-            <w:top w:w="0" w:type="dxa"/>
-            <w:bottom w:w="0" w:type="dxa"/>
-          </w:tblCellMar>
-        </w:tblPrEx>
         <w:tc>
           <w:tcPr>
             <w:tcW w:w="2600" w:type="dxa"/>
